--- a/铁路线路智能综合检测机器人/技术文档章节拆分_20260417_0116/铁路线路智能综合检测机器人_技术文档_V3.0_第02章_综合检测功能体系_20260306_20260417_0116.docx
+++ b/铁路线路智能综合检测机器人/技术文档章节拆分_20260417_0116/铁路线路智能综合检测机器人_技术文档_V3.0_第02章_综合检测功能体系_20260306_20260417_0116.docx
@@ -247,7 +247,7 @@
               <w:jc w:val="left"/>
             </w:pPr>
             <w:r>
-              <w:t xml:space="preserve">双陀螺仪</w:t>
+              <w:t xml:space="preserve">HWT905 IMU</w:t>
             </w:r>
           </w:p>
         </w:tc>
@@ -309,7 +309,7 @@
               <w:jc w:val="left"/>
             </w:pPr>
             <w:r>
-              <w:t xml:space="preserve">双陀螺仪</w:t>
+              <w:t xml:space="preserve">单点测距传感器 + HWT905 IMU</w:t>
             </w:r>
           </w:p>
         </w:tc>
@@ -794,7 +794,7 @@
         <w:rPr>
           <w:rFonts w:ascii="Times New Roman" w:hAnsi="Times New Roman"/>
         </w:rPr>
-        <w:t xml:space="preserve">单一维度的检测结果容易被干扰。如仅靠 2D 图像可能将阴影或污渍误判为裂纹；仅靠 3D 点云可能遗漏轻微表面裂纹；仅靠姿态参数无法定位具体病害位置。本系统综合图像（2D）+ 轮廓（3D）+ 姿态（陀螺仪）三个维度联合判定，任何单一维度的异常都需要其他维度印证才能确认，大幅降低误报率和漏报率。</w:t>
+        <w:t xml:space="preserve">单一维度的检测结果容易被干扰。如仅靠 2D 图像可能将阴影或污渍误判为裂纹；仅靠 3D 点云可能遗漏轻微表面裂纹；仅靠姿态参数无法定位具体病害位置。本系统综合图像（2D）+ 轮廓（3D）+ 姿态（HWT905 IMU）三个维度联合判定，任何单一维度的异常都需要其他维度印证才能确认，大幅降低误报率和漏报率。</w:t>
       </w:r>
     </w:p>
     <w:bookmarkEnd w:id="21"/>
@@ -1256,7 +1256,7 @@
         <w:rPr>
           <w:rFonts w:ascii="Times New Roman" w:hAnsi="Times New Roman"/>
         </w:rPr>
-        <w:t xml:space="preserve">系统采用图像（2D）+ 轮廓（3D）+ 姿态（陀螺仪）三源数据联合判定，以融合节点为中枢，对每处病害进行综合评分：</w:t>
+        <w:t xml:space="preserve">系统采用图像（2D）+ 轮廓（3D）+ 姿态（HWT905 IMU）三源数据联合判定，以融合节点为中枢，对每处病害进行综合评分：</w:t>
       </w:r>
     </w:p>
     <w:tbl>
@@ -2549,15 +2549,13 @@
     <w:link w:val="VerbatimChar"/>
     <w:pPr>
       <w:wordWrap w:val="off"/>
-      <w:shd w:val="clear" w:fill="f8f8f8"/>
     </w:pPr>
   </w:style>
   <w:style w:type="character" w:customStyle="1" w:styleId="KeywordTok">
     <w:name w:val="KeywordTok"/>
     <w:basedOn w:val="VerbatimChar"/>
     <w:rPr>
-      <w:color w:val="204a87"/>
-      <w:shd w:val="clear" w:fill="f8f8f8"/>
+      <w:color w:val="007020"/>
       <w:b/>
     </w:rPr>
   </w:style>
@@ -2565,96 +2563,85 @@
     <w:name w:val="DataTypeTok"/>
     <w:basedOn w:val="VerbatimChar"/>
     <w:rPr>
-      <w:color w:val="204a87"/>
-      <w:shd w:val="clear" w:fill="f8f8f8"/>
+      <w:color w:val="902000"/>
     </w:rPr>
   </w:style>
   <w:style w:type="character" w:customStyle="1" w:styleId="DecValTok">
     <w:name w:val="DecValTok"/>
     <w:basedOn w:val="VerbatimChar"/>
     <w:rPr>
-      <w:color w:val="0000cf"/>
-      <w:shd w:val="clear" w:fill="f8f8f8"/>
+      <w:color w:val="40a070"/>
     </w:rPr>
   </w:style>
   <w:style w:type="character" w:customStyle="1" w:styleId="BaseNTok">
     <w:name w:val="BaseNTok"/>
     <w:basedOn w:val="VerbatimChar"/>
     <w:rPr>
-      <w:color w:val="0000cf"/>
-      <w:shd w:val="clear" w:fill="f8f8f8"/>
+      <w:color w:val="40a070"/>
     </w:rPr>
   </w:style>
   <w:style w:type="character" w:customStyle="1" w:styleId="FloatTok">
     <w:name w:val="FloatTok"/>
     <w:basedOn w:val="VerbatimChar"/>
     <w:rPr>
-      <w:color w:val="0000cf"/>
-      <w:shd w:val="clear" w:fill="f8f8f8"/>
+      <w:color w:val="40a070"/>
     </w:rPr>
   </w:style>
   <w:style w:type="character" w:customStyle="1" w:styleId="ConstantTok">
     <w:name w:val="ConstantTok"/>
     <w:basedOn w:val="VerbatimChar"/>
     <w:rPr>
-      <w:color w:val="8f5902"/>
-      <w:shd w:val="clear" w:fill="f8f8f8"/>
+      <w:color w:val="880000"/>
     </w:rPr>
   </w:style>
   <w:style w:type="character" w:customStyle="1" w:styleId="CharTok">
     <w:name w:val="CharTok"/>
     <w:basedOn w:val="VerbatimChar"/>
     <w:rPr>
-      <w:color w:val="4e9a06"/>
-      <w:shd w:val="clear" w:fill="f8f8f8"/>
+      <w:color w:val="4070a0"/>
     </w:rPr>
   </w:style>
   <w:style w:type="character" w:customStyle="1" w:styleId="SpecialCharTok">
     <w:name w:val="SpecialCharTok"/>
     <w:basedOn w:val="VerbatimChar"/>
     <w:rPr>
-      <w:color w:val="ce5c00"/>
-      <w:shd w:val="clear" w:fill="f8f8f8"/>
-      <w:b/>
+      <w:color w:val="4070a0"/>
     </w:rPr>
   </w:style>
   <w:style w:type="character" w:customStyle="1" w:styleId="StringTok">
     <w:name w:val="StringTok"/>
     <w:basedOn w:val="VerbatimChar"/>
     <w:rPr>
-      <w:color w:val="4e9a06"/>
-      <w:shd w:val="clear" w:fill="f8f8f8"/>
+      <w:color w:val="4070a0"/>
     </w:rPr>
   </w:style>
   <w:style w:type="character" w:customStyle="1" w:styleId="VerbatimStringTok">
     <w:name w:val="VerbatimStringTok"/>
     <w:basedOn w:val="VerbatimChar"/>
     <w:rPr>
-      <w:color w:val="4e9a06"/>
-      <w:shd w:val="clear" w:fill="f8f8f8"/>
+      <w:color w:val="4070a0"/>
     </w:rPr>
   </w:style>
   <w:style w:type="character" w:customStyle="1" w:styleId="SpecialStringTok">
     <w:name w:val="SpecialStringTok"/>
     <w:basedOn w:val="VerbatimChar"/>
     <w:rPr>
-      <w:color w:val="4e9a06"/>
-      <w:shd w:val="clear" w:fill="f8f8f8"/>
+      <w:color w:val="bb6688"/>
     </w:rPr>
   </w:style>
   <w:style w:type="character" w:customStyle="1" w:styleId="ImportTok">
     <w:name w:val="ImportTok"/>
     <w:basedOn w:val="VerbatimChar"/>
     <w:rPr>
-      <w:shd w:val="clear" w:fill="f8f8f8"/>
+      <w:color w:val="008000"/>
+      <w:b/>
     </w:rPr>
   </w:style>
   <w:style w:type="character" w:customStyle="1" w:styleId="CommentTok">
     <w:name w:val="CommentTok"/>
     <w:basedOn w:val="VerbatimChar"/>
     <w:rPr>
-      <w:color w:val="8f5902"/>
-      <w:shd w:val="clear" w:fill="f8f8f8"/>
+      <w:color w:val="60a0b0"/>
       <w:i/>
     </w:rPr>
   </w:style>
@@ -2662,9 +2649,7 @@
     <w:name w:val="DocumentationTok"/>
     <w:basedOn w:val="VerbatimChar"/>
     <w:rPr>
-      <w:color w:val="8f5902"/>
-      <w:shd w:val="clear" w:fill="f8f8f8"/>
-      <w:b/>
+      <w:color w:val="ba2121"/>
       <w:i/>
     </w:rPr>
   </w:style>
@@ -2672,8 +2657,7 @@
     <w:name w:val="AnnotationTok"/>
     <w:basedOn w:val="VerbatimChar"/>
     <w:rPr>
-      <w:color w:val="8f5902"/>
-      <w:shd w:val="clear" w:fill="f8f8f8"/>
+      <w:color w:val="60a0b0"/>
       <w:b/>
       <w:i/>
     </w:rPr>
@@ -2682,8 +2666,7 @@
     <w:name w:val="CommentVarTok"/>
     <w:basedOn w:val="VerbatimChar"/>
     <w:rPr>
-      <w:color w:val="8f5902"/>
-      <w:shd w:val="clear" w:fill="f8f8f8"/>
+      <w:color w:val="60a0b0"/>
       <w:b/>
       <w:i/>
     </w:rPr>
@@ -2692,33 +2675,28 @@
     <w:name w:val="OtherTok"/>
     <w:basedOn w:val="VerbatimChar"/>
     <w:rPr>
-      <w:color w:val="8f5902"/>
-      <w:shd w:val="clear" w:fill="f8f8f8"/>
+      <w:color w:val="007020"/>
     </w:rPr>
   </w:style>
   <w:style w:type="character" w:customStyle="1" w:styleId="FunctionTok">
     <w:name w:val="FunctionTok"/>
     <w:basedOn w:val="VerbatimChar"/>
     <w:rPr>
-      <w:color w:val="204a87"/>
-      <w:shd w:val="clear" w:fill="f8f8f8"/>
-      <w:b/>
+      <w:color w:val="06287e"/>
     </w:rPr>
   </w:style>
   <w:style w:type="character" w:customStyle="1" w:styleId="VariableTok">
     <w:name w:val="VariableTok"/>
     <w:basedOn w:val="VerbatimChar"/>
     <w:rPr>
-      <w:color w:val="000000"/>
-      <w:shd w:val="clear" w:fill="f8f8f8"/>
+      <w:color w:val="19177c"/>
     </w:rPr>
   </w:style>
   <w:style w:type="character" w:customStyle="1" w:styleId="ControlFlowTok">
     <w:name w:val="ControlFlowTok"/>
     <w:basedOn w:val="VerbatimChar"/>
     <w:rPr>
-      <w:color w:val="204a87"/>
-      <w:shd w:val="clear" w:fill="f8f8f8"/>
+      <w:color w:val="007020"/>
       <w:b/>
     </w:rPr>
   </w:style>
@@ -2726,55 +2704,45 @@
     <w:name w:val="OperatorTok"/>
     <w:basedOn w:val="VerbatimChar"/>
     <w:rPr>
-      <w:color w:val="ce5c00"/>
-      <w:shd w:val="clear" w:fill="f8f8f8"/>
-      <w:b/>
+      <w:color w:val="666666"/>
     </w:rPr>
   </w:style>
   <w:style w:type="character" w:customStyle="1" w:styleId="BuiltInTok">
     <w:name w:val="BuiltInTok"/>
     <w:basedOn w:val="VerbatimChar"/>
     <w:rPr>
-      <w:shd w:val="clear" w:fill="f8f8f8"/>
+      <w:color w:val="008000"/>
     </w:rPr>
   </w:style>
   <w:style w:type="character" w:customStyle="1" w:styleId="ExtensionTok">
     <w:name w:val="ExtensionTok"/>
     <w:basedOn w:val="VerbatimChar"/>
-    <w:rPr>
-      <w:shd w:val="clear" w:fill="f8f8f8"/>
-    </w:rPr>
+    <w:rPr/>
   </w:style>
   <w:style w:type="character" w:customStyle="1" w:styleId="PreprocessorTok">
     <w:name w:val="PreprocessorTok"/>
     <w:basedOn w:val="VerbatimChar"/>
     <w:rPr>
-      <w:color w:val="8f5902"/>
-      <w:shd w:val="clear" w:fill="f8f8f8"/>
-      <w:i/>
+      <w:color w:val="bc7a00"/>
     </w:rPr>
   </w:style>
   <w:style w:type="character" w:customStyle="1" w:styleId="AttributeTok">
     <w:name w:val="AttributeTok"/>
     <w:basedOn w:val="VerbatimChar"/>
     <w:rPr>
-      <w:color w:val="204a87"/>
-      <w:shd w:val="clear" w:fill="f8f8f8"/>
+      <w:color w:val="7d9029"/>
     </w:rPr>
   </w:style>
   <w:style w:type="character" w:customStyle="1" w:styleId="RegionMarkerTok">
     <w:name w:val="RegionMarkerTok"/>
     <w:basedOn w:val="VerbatimChar"/>
-    <w:rPr>
-      <w:shd w:val="clear" w:fill="f8f8f8"/>
-    </w:rPr>
+    <w:rPr/>
   </w:style>
   <w:style w:type="character" w:customStyle="1" w:styleId="InformationTok">
     <w:name w:val="InformationTok"/>
     <w:basedOn w:val="VerbatimChar"/>
     <w:rPr>
-      <w:color w:val="8f5902"/>
-      <w:shd w:val="clear" w:fill="f8f8f8"/>
+      <w:color w:val="60a0b0"/>
       <w:b/>
       <w:i/>
     </w:rPr>
@@ -2783,8 +2751,7 @@
     <w:name w:val="WarningTok"/>
     <w:basedOn w:val="VerbatimChar"/>
     <w:rPr>
-      <w:color w:val="8f5902"/>
-      <w:shd w:val="clear" w:fill="f8f8f8"/>
+      <w:color w:val="60a0b0"/>
       <w:b/>
       <w:i/>
     </w:rPr>
@@ -2793,25 +2760,22 @@
     <w:name w:val="AlertTok"/>
     <w:basedOn w:val="VerbatimChar"/>
     <w:rPr>
-      <w:color w:val="ef2929"/>
-      <w:shd w:val="clear" w:fill="f8f8f8"/>
+      <w:color w:val="ff0000"/>
+      <w:b/>
     </w:rPr>
   </w:style>
   <w:style w:type="character" w:customStyle="1" w:styleId="ErrorTok">
     <w:name w:val="ErrorTok"/>
     <w:basedOn w:val="VerbatimChar"/>
     <w:rPr>
-      <w:color w:val="a40000"/>
-      <w:shd w:val="clear" w:fill="f8f8f8"/>
+      <w:color w:val="ff0000"/>
       <w:b/>
     </w:rPr>
   </w:style>
   <w:style w:type="character" w:customStyle="1" w:styleId="NormalTok">
     <w:name w:val="NormalTok"/>
     <w:basedOn w:val="VerbatimChar"/>
-    <w:rPr>
-      <w:shd w:val="clear" w:fill="f8f8f8"/>
-    </w:rPr>
+    <w:rPr/>
   </w:style>
 </w:styles>
 </file>

--- a/铁路线路智能综合检测机器人/技术文档章节拆分_20260417_0116/铁路线路智能综合检测机器人_技术文档_V3.0_第02章_综合检测功能体系_20260306_20260417_0116.docx
+++ b/铁路线路智能综合检测机器人/技术文档章节拆分_20260417_0116/铁路线路智能综合检测机器人_技术文档_V3.0_第02章_综合检测功能体系_20260306_20260417_0116.docx
@@ -247,19 +247,19 @@
               <w:jc w:val="left"/>
             </w:pPr>
             <w:r>
-              <w:t xml:space="preserve">HWT905 IMU</w:t>
-            </w:r>
-          </w:p>
-        </w:tc>
-        <w:tc>
-          <w:tcPr/>
-          <w:p>
-            <w:pPr>
-              <w:pStyle w:val="Compact"/>
-              <w:jc w:val="left"/>
-            </w:pPr>
-            <w:r>
-              <w:t xml:space="preserve">双陀螺仪实时测量车体水平姿态角，结合里程信息计算左右轨高差，判定水平偏差</w:t>
+              <w:t xml:space="preserve">姿态传感器HWT905</w:t>
+            </w:r>
+          </w:p>
+        </w:tc>
+        <w:tc>
+          <w:tcPr/>
+          <w:p>
+            <w:pPr>
+              <w:pStyle w:val="Compact"/>
+              <w:jc w:val="left"/>
+            </w:pPr>
+            <w:r>
+              <w:t xml:space="preserve">姿态传感器HWT905实时测量车体水平姿态角，结合里程信息计算左右轨高差，判定水平偏差</w:t>
             </w:r>
           </w:p>
         </w:tc>
@@ -309,7 +309,7 @@
               <w:jc w:val="left"/>
             </w:pPr>
             <w:r>
-              <w:t xml:space="preserve">单点测距传感器 + HWT905 IMU</w:t>
+              <w:t xml:space="preserve">单点测距传感器 + 姿态传感器HWT905</w:t>
             </w:r>
           </w:p>
         </w:tc>
@@ -794,7 +794,7 @@
         <w:rPr>
           <w:rFonts w:ascii="Times New Roman" w:hAnsi="Times New Roman"/>
         </w:rPr>
-        <w:t xml:space="preserve">单一维度的检测结果容易被干扰。如仅靠 2D 图像可能将阴影或污渍误判为裂纹；仅靠 3D 点云可能遗漏轻微表面裂纹；仅靠姿态参数无法定位具体病害位置。本系统综合图像（2D）+ 轮廓（3D）+ 姿态（HWT905 IMU）三个维度联合判定，任何单一维度的异常都需要其他维度印证才能确认，大幅降低误报率和漏报率。</w:t>
+        <w:t xml:space="preserve">单一维度的检测结果容易被干扰。如仅靠 2D 图像可能将阴影或污渍误判为裂纹；仅靠 3D 点云可能遗漏轻微表面裂纹；仅靠姿态参数无法定位具体病害位置。本系统综合图像（2D）+ 轮廓（3D）+ 姿态（姿态传感器HWT905）三个维度联合判定，任何单一维度的异常都需要其他维度印证才能确认，大幅降低误报率和漏报率。</w:t>
       </w:r>
     </w:p>
     <w:bookmarkEnd w:id="21"/>
@@ -1256,7 +1256,7 @@
         <w:rPr>
           <w:rFonts w:ascii="Times New Roman" w:hAnsi="Times New Roman"/>
         </w:rPr>
-        <w:t xml:space="preserve">系统采用图像（2D）+ 轮廓（3D）+ 姿态（HWT905 IMU）三源数据联合判定，以融合节点为中枢，对每处病害进行综合评分：</w:t>
+        <w:t xml:space="preserve">系统采用图像（2D）+ 轮廓（3D）+ 姿态（姿态传感器HWT905）三源数据联合判定，以融合节点为中枢，对每处病害进行综合评分：</w:t>
       </w:r>
     </w:p>
     <w:tbl>

--- a/铁路线路智能综合检测机器人/技术文档章节拆分_20260417_0116/铁路线路智能综合检测机器人_技术文档_V3.0_第02章_综合检测功能体系_20260306_20260417_0116.docx
+++ b/铁路线路智能综合检测机器人/技术文档章节拆分_20260417_0116/铁路线路智能综合检测机器人_技术文档_V3.0_第02章_综合检测功能体系_20260306_20260417_0116.docx
@@ -321,7 +321,7 @@
               <w:jc w:val="left"/>
             </w:pPr>
             <w:r>
-              <w:t xml:space="preserve">陀螺仪数据积分计算车体俯仰角变化，结合里程信息计算高低不平顺值</w:t>
+              <w:t xml:space="preserve">姿态传感器HWT905数据辅助校正车体俯仰角变化，结合单点测距数据计算高低不平顺，结合里程信息计算高低不平顺值</w:t>
             </w:r>
           </w:p>
         </w:tc>
